--- a/backend/templates/docx/AM_AI_SAFE_Awareness_Report_TEMPLATE_v0.75_FIXED.docx
+++ b/backend/templates/docx/AM_AI_SAFE_Awareness_Report_TEMPLATE_v0.75_FIXED.docx
@@ -1389,7 +1389,6 @@
         <w:rPr>
           <w:lang w:val="en-AU" w:eastAsia="en-AU"/>
         </w:rPr>
-        <w:lastRenderedPageBreak/>
         <w:t>Executive S</w:t>
       </w:r>
       <w:r>
@@ -2396,7 +2395,6 @@
           <w:b/>
           <w:bCs/>
         </w:rPr>
-        <w:lastRenderedPageBreak/>
         <w:t>{{org_name}}</w:t>
       </w:r>
       <w:r>
@@ -3060,7 +3058,6 @@
         <w:spacing w:before="120" w:after="120" w:line="240" w:lineRule="auto"/>
       </w:pPr>
       <w:r>
-        <w:lastRenderedPageBreak/>
         <w:t xml:space="preserve">{% if tech_change_comfort == "Moderate" %}With</w:t>
       </w:r>
       <w:proofErr w:type="gramEnd"/>
@@ -3537,7 +3534,6 @@
         <w:spacing w:before="100" w:beforeAutospacing="1" w:after="100" w:afterAutospacing="1" w:line="240" w:lineRule="auto"/>
       </w:pPr>
       <w:r>
-        <w:lastRenderedPageBreak/>
         <w:t xml:space="preserve">Data &amp; Digital Skill </w:t>
       </w:r>
       <w:proofErr w:type="gramStart"/>
@@ -3989,7 +3985,6 @@
         <w:spacing w:before="100" w:beforeAutospacing="1" w:after="100" w:afterAutospacing="1" w:line="240" w:lineRule="auto"/>
       </w:pPr>
       <w:r>
-        <w:lastRenderedPageBreak/>
         <w:t xml:space="preserve">{% for s in strengths %}</w:t>
       </w:r>
       <w:proofErr w:type="gramEnd"/>
@@ -4348,7 +4343,6 @@
         <w:ind w:left="360"/>
       </w:pPr>
       <w:r>
-        <w:lastRenderedPageBreak/>
         <w:t xml:space="preserve">{% if "Short online explainers" in learning_preferences %}</w:t>
       </w:r>
       <w:r>
@@ -4674,14 +4668,14 @@
         <w:tblLook w:val="04A0" w:firstRow="1" w:lastRow="0" w:firstColumn="1" w:lastColumn="0" w:noHBand="0" w:noVBand="1"/>
       </w:tblPr>
       <w:tblGrid>
-        <w:gridCol w:w="3475"/>
-        <w:gridCol w:w="2280"/>
-        <w:gridCol w:w="3261"/>
+        <w:gridCol w:w="3115"/>
+        <w:gridCol w:w="2160"/>
+        <w:gridCol w:w="3741"/>
       </w:tblGrid>
       <w:tr>
         <w:tc>
           <w:tcPr>
-            <w:tcW w:w="3475" w:type="dxa"/>
+            <w:tcW w:w="3115" w:type="dxa"/>
             <w:shd w:val="clear" w:color="auto" w:fill="D9D9D9" w:themeFill="background1" w:themeFillShade="D9"/>
           </w:tcPr>
           <w:p>
@@ -4703,7 +4697,7 @@
         </w:tc>
         <w:tc>
           <w:tcPr>
-            <w:tcW w:w="2280" w:type="dxa"/>
+            <w:tcW w:w="2160" w:type="dxa"/>
             <w:shd w:val="clear" w:color="auto" w:fill="D9D9D9" w:themeFill="background1" w:themeFillShade="D9"/>
           </w:tcPr>
           <w:p>
@@ -4725,7 +4719,7 @@
         </w:tc>
         <w:tc>
           <w:tcPr>
-            <w:tcW w:w="3261" w:type="dxa"/>
+            <w:tcW w:w="3741" w:type="dxa"/>
             <w:shd w:val="clear" w:color="auto" w:fill="D9D9D9" w:themeFill="background1" w:themeFillShade="D9"/>
           </w:tcPr>
           <w:p>
@@ -4766,7 +4760,7 @@
         </w:trPr>
         <w:tc>
           <w:tcPr>
-            <w:tcW w:w="3475" w:type="dxa"/>
+            <w:tcW w:w="3115" w:type="dxa"/>
           </w:tcPr>
           <w:p>
             <w:pPr>
@@ -4787,7 +4781,7 @@
         </w:tc>
         <w:tc>
           <w:tcPr>
-            <w:tcW w:w="2280" w:type="dxa"/>
+            <w:tcW w:w="2160" w:type="dxa"/>
           </w:tcPr>
           <w:p>
             <w:pPr>
@@ -4809,7 +4803,7 @@
         </w:tc>
         <w:tc>
           <w:tcPr>
-            <w:tcW w:w="3261" w:type="dxa"/>
+            <w:tcW w:w="3741" w:type="dxa"/>
           </w:tcPr>
           <w:p>
             <w:pPr>
@@ -4926,14 +4920,14 @@
         <w:tblLook w:val="04A0" w:firstRow="1" w:lastRow="0" w:firstColumn="1" w:lastColumn="0" w:noHBand="0" w:noVBand="1"/>
       </w:tblPr>
       <w:tblGrid>
-        <w:gridCol w:w="3595"/>
-        <w:gridCol w:w="2460"/>
-        <w:gridCol w:w="2961"/>
+        <w:gridCol w:w="3355"/>
+        <w:gridCol w:w="1920"/>
+        <w:gridCol w:w="3741"/>
       </w:tblGrid>
       <w:tr>
         <w:tc>
           <w:tcPr>
-            <w:tcW w:w="3595" w:type="dxa"/>
+            <w:tcW w:w="3355" w:type="dxa"/>
             <w:shd w:val="clear" w:color="auto" w:fill="D9D9D9" w:themeFill="background1" w:themeFillShade="D9"/>
           </w:tcPr>
           <w:p>
@@ -4955,7 +4949,7 @@
         </w:tc>
         <w:tc>
           <w:tcPr>
-            <w:tcW w:w="2460" w:type="dxa"/>
+            <w:tcW w:w="1920" w:type="dxa"/>
             <w:shd w:val="clear" w:color="auto" w:fill="D9D9D9" w:themeFill="background1" w:themeFillShade="D9"/>
           </w:tcPr>
           <w:p>
@@ -4977,7 +4971,7 @@
         </w:tc>
         <w:tc>
           <w:tcPr>
-            <w:tcW w:w="2961" w:type="dxa"/>
+            <w:tcW w:w="3741" w:type="dxa"/>
             <w:shd w:val="clear" w:color="auto" w:fill="D9D9D9" w:themeFill="background1" w:themeFillShade="D9"/>
           </w:tcPr>
           <w:p>
@@ -5018,7 +5012,7 @@
         </w:trPr>
         <w:tc>
           <w:tcPr>
-            <w:tcW w:w="3595" w:type="dxa"/>
+            <w:tcW w:w="3355" w:type="dxa"/>
           </w:tcPr>
           <w:p>
             <w:pPr>
@@ -5039,7 +5033,7 @@
         </w:tc>
         <w:tc>
           <w:tcPr>
-            <w:tcW w:w="2460" w:type="dxa"/>
+            <w:tcW w:w="1920" w:type="dxa"/>
           </w:tcPr>
           <w:p>
             <w:pPr>
@@ -5061,7 +5055,7 @@
         </w:tc>
         <w:tc>
           <w:tcPr>
-            <w:tcW w:w="2961" w:type="dxa"/>
+            <w:tcW w:w="3741" w:type="dxa"/>
           </w:tcPr>
           <w:p>
             <w:pPr>
@@ -5175,14 +5169,14 @@
         <w:tblLook w:val="04A0" w:firstRow="1" w:lastRow="0" w:firstColumn="1" w:lastColumn="0" w:noHBand="0" w:noVBand="1"/>
       </w:tblPr>
       <w:tblGrid>
-        <w:gridCol w:w="3595"/>
-        <w:gridCol w:w="2460"/>
-        <w:gridCol w:w="2961"/>
+        <w:gridCol w:w="3115"/>
+        <w:gridCol w:w="2160"/>
+        <w:gridCol w:w="3741"/>
       </w:tblGrid>
       <w:tr>
         <w:tc>
           <w:tcPr>
-            <w:tcW w:w="3595" w:type="dxa"/>
+            <w:tcW w:w="3115" w:type="dxa"/>
             <w:shd w:val="clear" w:color="auto" w:fill="D9D9D9" w:themeFill="background1" w:themeFillShade="D9"/>
           </w:tcPr>
           <w:p>
@@ -5204,7 +5198,7 @@
         </w:tc>
         <w:tc>
           <w:tcPr>
-            <w:tcW w:w="2460" w:type="dxa"/>
+            <w:tcW w:w="2160" w:type="dxa"/>
             <w:shd w:val="clear" w:color="auto" w:fill="D9D9D9" w:themeFill="background1" w:themeFillShade="D9"/>
           </w:tcPr>
           <w:p>
@@ -5226,7 +5220,7 @@
         </w:tc>
         <w:tc>
           <w:tcPr>
-            <w:tcW w:w="2961" w:type="dxa"/>
+            <w:tcW w:w="3741" w:type="dxa"/>
             <w:shd w:val="clear" w:color="auto" w:fill="D9D9D9" w:themeFill="background1" w:themeFillShade="D9"/>
           </w:tcPr>
           <w:p>
@@ -5267,7 +5261,7 @@
         </w:trPr>
         <w:tc>
           <w:tcPr>
-            <w:tcW w:w="3595" w:type="dxa"/>
+            <w:tcW w:w="3115" w:type="dxa"/>
           </w:tcPr>
           <w:p>
             <w:pPr>
@@ -5288,7 +5282,7 @@
         </w:tc>
         <w:tc>
           <w:tcPr>
-            <w:tcW w:w="2460" w:type="dxa"/>
+            <w:tcW w:w="2160" w:type="dxa"/>
           </w:tcPr>
           <w:p>
             <w:pPr>
@@ -5310,7 +5304,7 @@
         </w:tc>
         <w:tc>
           <w:tcPr>
-            <w:tcW w:w="2961" w:type="dxa"/>
+            <w:tcW w:w="3741" w:type="dxa"/>
           </w:tcPr>
           <w:p>
             <w:pPr>
@@ -5659,7 +5653,6 @@
         <w:rPr>
           <w:lang w:val="en-AU" w:eastAsia="en-AU"/>
         </w:rPr>
-        <w:lastRenderedPageBreak/>
         <w:t>Appendix A – Detailed Responses (Optional)</w:t>
       </w:r>
       <w:bookmarkEnd w:id="6"/>
